--- a/deliverables/OO_1453_Tracked_Changes.docx
+++ b/deliverables/OO_1453_Tracked_Changes.docx
@@ -2055,7 +2055,7 @@
           <w:sz w:val="24"/>
           <w:szCs w:val="24"/>
         </w:rPr>
-        <w:t xml:space="preserve">Generated from drafts/oo1453-tracked.json by npm run tracked-1453, from gap register Revision 11. Do not hand-edit: the next build overwrites it. Accepting or rejecting the tracked changes in Word is the intended way to use this file, and that copy is the department's, not this build's.</w:t>
+        <w:t xml:space="preserve">Drawn from gap register Revision 11. Accepting or rejecting the tracked changes in Word is the intended way to use this file, and the copy you save afterwards is the department's.</w:t>
       </w:r>
     </w:p>
     <w:sectPr>
